--- a/report.docx
+++ b/report.docx
@@ -8,7 +8,7 @@
         <w:jc w:val="center"/>
       </w:pPr>
       <w:r>
-        <w:t>Сравнение обучения нейронной сети с квадратичной функцией потерь и перекрёстной энтропией</w:t>
+        <w:t>Сравнение обучения нейронной сети с квадратичной функцией потерь и перекрестной энтропией</w:t>
       </w:r>
     </w:p>
     <w:p>
@@ -50,7 +50,7 @@
         <w:jc w:val="both"/>
       </w:pPr>
       <w:r>
-        <w:t>В работе рассматривается задача обучения нейронной сети для бинарной классификации. Сравниваются две функции потерь: квадратичная функция потерь (MSE) и перекрёстная энтропия (Binary Cross-Entropy). Основное внимание уделено тому, как выбор функции потерь влияет на обратное распространение ошибки, величину градиентов, скорость обучения и итоговое качество классификации.</w:t>
+        <w:t>В работе рассматривается обучение нейронной сети для бинарной классификации. Сравниваются две функции потерь: квадратичная функция потерь (MSE) и перекрёстная энтропия (Binary Cross-Entropy). Главное внимание уделено тому, как выбор функции потерь влияет на обратное распространение ошибки, градиенты, скорость обучения и качество классификации.</w:t>
       </w:r>
     </w:p>
     <w:p>
@@ -68,7 +68,7 @@
         <w:jc w:val="both"/>
       </w:pPr>
       <w:r>
-        <w:t>При обучении нейронной сети функция потерь задаёт численную меру ошибки модели. Метод обратного распространения ошибки использует производную этой функции для вычисления градиентов по параметрам сети. Поэтому две разные функции потерь могут приводить к разной динамике обучения даже при одинаковой архитектуре и одинаковых данных.</w:t>
+        <w:t>При обучении нейронной сети функция потерь задает численную меру ошибки модели. Метод обратного распространения ошибки использует производную этой функции. Так находятся градиенты по параметрам сети. Поэтому разные функции потерь могут давать разный ход обучения даже при одной архитектуре и одних данных.</w:t>
       </w:r>
     </w:p>
     <w:p>
@@ -78,7 +78,7 @@
         <w:jc w:val="both"/>
       </w:pPr>
       <w:r>
-        <w:t>Для задач классификации часто используется перекрёстная энтропия. При этом квадратичная функция потерь также формально может быть применена, если сравнивать предсказанную вероятность с истинной меткой класса. Цель работы - показать, почему на практике для классификации обычно предпочтительнее перекрёстная энтропия.</w:t>
+        <w:t>Для задач классификации часто используется перекрестная энтропия. Квадратичную функцию потерь тоже можно применить, если сравнивать предсказанную вероятность с истинной меткой класса. Цель работы - показать, почему для классификации чаще выбирают перекрёстную энтропию.</w:t>
       </w:r>
     </w:p>
     <w:p>
@@ -96,7 +96,7 @@
         <w:jc w:val="both"/>
       </w:pPr>
       <w:r>
-        <w:t>Пусть сеть выдаёт логит z, а вероятность класса 1 получается через sigmoid:</w:t>
+        <w:t>Пусть сеть выдает логит z. Вероятность класса 1 получается через sigmoid:</w:t>
       </w:r>
     </w:p>
     <w:p>
@@ -115,7 +115,7 @@
         <w:jc w:val="both"/>
       </w:pPr>
       <w:r>
-        <w:t>Для перекрёстной энтропии в бинарной классификации:</w:t>
+        <w:t>Для перекрестной энтропии в бинарной классификации:</w:t>
       </w:r>
     </w:p>
     <w:p>
@@ -191,7 +191,7 @@
         <w:jc w:val="both"/>
       </w:pPr>
       <w:r>
-        <w:t>Отличие состоит в множителе p(1 - p). Когда sigmoid насыщается, то есть вероятность близка к 0 или 1, этот множитель становится малым. Поэтому MSE может давать слабый градиент даже при уверенно неправильном ответе. У перекрёстной энтропии такой проблемы меньше: при уверенной ошибке градиент остаётся большим.</w:t>
+        <w:t>Главное отличие состоит в множителе p(1 - p). Когда sigmoid насыщается, вероятность близка к 0 или 1. Тогда этот множитель становится малым. Поэтому MSE может давать слабый градиент даже при уверенно неверном ответе. У перекрёстной энтропии эта проблема меньше. При уверенной ошибке градиент остается большим.</w:t>
       </w:r>
     </w:p>
     <w:p>
@@ -209,7 +209,7 @@
         <w:jc w:val="both"/>
       </w:pPr>
       <w:r>
-        <w:t>Для эксперимента используется задача бинарной классификации make_moons. Это нелинейно разделимый набор данных, поэтому для решения применяется многослойный перцептрон.</w:t>
+        <w:t>В эксперименте используется задача бинарной классификации make_moons. Это нелинейно разделимый набор данных. Поэтому для решения применяется многослойный перцептрон.</w:t>
       </w:r>
     </w:p>
     <w:p>
@@ -277,7 +277,7 @@
         <w:pStyle w:val="ListBullet"/>
       </w:pPr>
       <w:r>
-        <w:t>BCE: перекрёстная энтропия с логитами;</w:t>
+        <w:t>BCE: перекрестная энтропия с логитами;</w:t>
       </w:r>
     </w:p>
     <w:p>
@@ -347,7 +347,7 @@
         <w:jc w:val="both"/>
       </w:pPr>
       <w:r>
-        <w:t>При уверенной ошибке для объекта класса 1 градиент BCE остаётся близким к -1, а градиент MSE стремится к 0. Это означает, что перекрёстная энтропия передаёт более сильный сигнал при обратном распространении ошибки.</w:t>
+        <w:t>При уверенной ошибке для объекта класса 1 градиент BCE остается близким к -1, а градиент MSE стремится к 0. Это значит, что перекрёстная энтропия передает более сильный сигнал при обратном распространении ошибки.</w:t>
       </w:r>
     </w:p>
     <w:p>
@@ -495,7 +495,7 @@
         <w:pStyle w:val="ListNumber"/>
       </w:pPr>
       <w:r>
-        <w:t>Перекрёстная энтропия лучше согласована с вероятностным выходом sigmoid, потому что её градиент по логиту равен p - y.</w:t>
+        <w:t>Перекрёстная энтропия хорошо подходит для обучения нейронной сети в задаче классификации. Ее градиент по логиту равен p - y.</w:t>
       </w:r>
     </w:p>
     <w:p>
@@ -503,7 +503,7 @@
         <w:pStyle w:val="ListNumber"/>
       </w:pPr>
       <w:r>
-        <w:t>Квадратичная функция потерь содержит дополнительный множитель p(1 - p), из-за которого градиент уменьшается при насыщении sigmoid.</w:t>
+        <w:t>Квадратичная функция потерь содержит множитель p(1 - p). Из-за него градиент уменьшается при насыщении sigmoid.</w:t>
       </w:r>
     </w:p>
     <w:p>
@@ -511,7 +511,7 @@
         <w:pStyle w:val="ListNumber"/>
       </w:pPr>
       <w:r>
-        <w:t>В задаче классификации BCE обычно быстрее исправляет уверенные ошибки модели и даёт более эффективную динамику обучения.</w:t>
+        <w:t>В задаче классификации BCE обычно быстрее исправляет уверенные ошибки модели и дает более простой ход обучения.</w:t>
       </w:r>
     </w:p>
     <w:p>
@@ -519,7 +519,7 @@
         <w:pStyle w:val="ListNumber"/>
       </w:pPr>
       <w:r>
-        <w:t>MSE можно использовать как метрику качества вероятностных прогнозов, но как основная функция потерь для классификации она обычно менее удобна, чем перекрёстная энтропия.</w:t>
+        <w:t>MSE можно использовать как метрику качества вероятностных прогнозов. Но как основная функция потерь для классификации она обычно менее удобна, чем перекрестная энтропия.</w:t>
       </w:r>
     </w:p>
     <w:p>

--- a/report.docx
+++ b/report.docx
@@ -8,7 +8,7 @@
         <w:jc w:val="center"/>
       </w:pPr>
       <w:r>
-        <w:t>Сравнение обучения нейронной сети с квадратичной функцией потерь и перекрестной энтропией</w:t>
+        <w:t>Сравнение обучения нейронной сети с MSE и Binary Cross-Entropy</w:t>
       </w:r>
     </w:p>
     <w:p>
@@ -24,12 +24,6 @@
       <w:r>
         <w:t>Ляхов Ярослав, Суворов Степан</w:t>
         <w:br/>
-      </w:r>
-      <w:r>
-        <w:rPr>
-          <w:b/>
-        </w:rPr>
-        <w:t xml:space="preserve">Университет: </w:t>
       </w:r>
       <w:r>
         <w:t>Университет Иннополис</w:t>
@@ -50,7 +44,7 @@
         <w:jc w:val="both"/>
       </w:pPr>
       <w:r>
-        <w:t>В работе рассматривается обучение нейронной сети для бинарной классификации. Сравниваются две функции потерь: квадратичная функция потерь (MSE) и перекрёстная энтропия (Binary Cross-Entropy). Главное внимание уделено тому, как выбор функции потерь влияет на обратное распространение ошибки, градиенты, скорость обучения и качество классификации.</w:t>
+        <w:t>В работе сравниваются две функции потерь для бинарной классификации: MSE и Binary Cross-Entropy. Цель - показать, как loss влияет на backpropagation, градиенты, скорость обучения и итоговые метрики. Эксперимент проводится на задаче make_moons с одной и той же MLP-моделью.</w:t>
       </w:r>
     </w:p>
     <w:p>
@@ -58,7 +52,7 @@
         <w:pStyle w:val="Heading1"/>
       </w:pPr>
       <w:r>
-        <w:t>Введение</w:t>
+        <w:t>Теория</w:t>
       </w:r>
     </w:p>
     <w:p>
@@ -68,38 +62,13 @@
         <w:jc w:val="both"/>
       </w:pPr>
       <w:r>
-        <w:t>При обучении нейронной сети функция потерь задает численную меру ошибки модели. Метод обратного распространения ошибки использует производную этой функции. Так находятся градиенты по параметрам сети. Поэтому разные функции потерь могут давать разный ход обучения даже при одной архитектуре и одних данных.</w:t>
+        <w:t>Сеть выдает логит z. Это сырой выход модели, который еще не является вероятностью. Вероятность класса 1 получается через sigmoid.</w:t>
       </w:r>
     </w:p>
     <w:p>
       <w:pPr>
-        <w:spacing w:line="276" w:lineRule="auto"/>
-        <w:ind w:firstLine="709"/>
-        <w:jc w:val="both"/>
+        <w:ind w:left="567"/>
       </w:pPr>
-      <w:r>
-        <w:t>Для задач классификации часто используется перекрестная энтропия. Квадратичную функцию потерь тоже можно применить, если сравнивать предсказанную вероятность с истинной меткой класса. Цель работы - показать, почему для классификации чаще выбирают перекрёстную энтропию.</w:t>
-      </w:r>
-    </w:p>
-    <w:p>
-      <w:pPr>
-        <w:pStyle w:val="Heading1"/>
-      </w:pPr>
-      <w:r>
-        <w:t>Теоретическая часть</w:t>
-      </w:r>
-    </w:p>
-    <w:p>
-      <w:pPr>
-        <w:spacing w:line="276" w:lineRule="auto"/>
-        <w:ind w:firstLine="709"/>
-        <w:jc w:val="both"/>
-      </w:pPr>
-      <w:r>
-        <w:t>Пусть сеть выдает логит z. Вероятность класса 1 получается через sigmoid:</w:t>
-      </w:r>
-    </w:p>
-    <w:p>
       <w:r>
         <w:rPr>
           <w:rFonts w:ascii="Consolas" w:hAnsi="Consolas"/>
@@ -115,16 +84,19 @@
         <w:jc w:val="both"/>
       </w:pPr>
       <w:r>
-        <w:t>Для перекрестной энтропии в бинарной классификации:</w:t>
+        <w:t>Loss часто записывается через вероятность p, но p зависит от z. Поэтому при дифференцировании по логиту используется цепное правило.</w:t>
       </w:r>
     </w:p>
     <w:p>
+      <w:pPr>
+        <w:ind w:left="567"/>
+      </w:pPr>
       <w:r>
         <w:rPr>
           <w:rFonts w:ascii="Consolas" w:hAnsi="Consolas"/>
           <w:sz w:val="20"/>
         </w:rPr>
-        <w:t>L_BCE = -y log(p) - (1 - y) log(1 - p)</w:t>
+        <w:t>dL/dz = dL/dp * dp/dz</w:t>
       </w:r>
     </w:p>
     <w:p>
@@ -134,10 +106,13 @@
         <w:jc w:val="both"/>
       </w:pPr>
       <w:r>
-        <w:t>Градиент по логиту:</w:t>
+        <w:t>Для Binary Cross-Entropy после совмещения с sigmoid градиент по логиту имеет простой вид.</w:t>
       </w:r>
     </w:p>
     <w:p>
+      <w:pPr>
+        <w:ind w:left="567"/>
+      </w:pPr>
       <w:r>
         <w:rPr>
           <w:rFonts w:ascii="Consolas" w:hAnsi="Consolas"/>
@@ -153,29 +128,13 @@
         <w:jc w:val="both"/>
       </w:pPr>
       <w:r>
-        <w:t>Для квадратичной функции потерь:</w:t>
-      </w:r>
-    </w:p>
-    <w:p>
-      <w:r>
-        <w:rPr>
-          <w:rFonts w:ascii="Consolas" w:hAnsi="Consolas"/>
-          <w:sz w:val="20"/>
-        </w:rPr>
-        <w:t>L_MSE = (p - y)^2</w:t>
+        <w:t>Для MSE на вероятностях получается другой градиент.</w:t>
       </w:r>
     </w:p>
     <w:p>
       <w:pPr>
-        <w:spacing w:line="276" w:lineRule="auto"/>
-        <w:ind w:firstLine="709"/>
-        <w:jc w:val="both"/>
+        <w:ind w:left="567"/>
       </w:pPr>
-      <w:r>
-        <w:t>Градиент по логиту:</w:t>
-      </w:r>
-    </w:p>
-    <w:p>
       <w:r>
         <w:rPr>
           <w:rFonts w:ascii="Consolas" w:hAnsi="Consolas"/>
@@ -191,7 +150,7 @@
         <w:jc w:val="both"/>
       </w:pPr>
       <w:r>
-        <w:t>Главное отличие состоит в множителе p(1 - p). Когда sigmoid насыщается, вероятность близка к 0 или 1. Тогда этот множитель становится малым. Поэтому MSE может давать слабый градиент даже при уверенно неверном ответе. У перекрёстной энтропии эта проблема меньше. При уверенной ошибке градиент остается большим.</w:t>
+        <w:t>Главное отличие - множитель p(1 - p). Когда sigmoid насыщается, p близко к 0 или 1. Тогда этот множитель мал, и MSE может давать слабый градиент даже при большой ошибке.</w:t>
       </w:r>
     </w:p>
     <w:p>
@@ -199,7 +158,7 @@
         <w:pStyle w:val="Heading1"/>
       </w:pPr>
       <w:r>
-        <w:t>Эксперимент</w:t>
+        <w:t>Постановка эксперимента</w:t>
       </w:r>
     </w:p>
     <w:p>
@@ -209,17 +168,7 @@
         <w:jc w:val="both"/>
       </w:pPr>
       <w:r>
-        <w:t>В эксперименте используется задача бинарной классификации make_moons. Это нелинейно разделимый набор данных. Поэтому для решения применяется многослойный перцептрон.</w:t>
-      </w:r>
-    </w:p>
-    <w:p>
-      <w:pPr>
-        <w:spacing w:line="276" w:lineRule="auto"/>
-        <w:ind w:firstLine="709"/>
-        <w:jc w:val="both"/>
-      </w:pPr>
-      <w:r>
-        <w:t>Условия сравнения:</w:t>
+        <w:t>Для проверки используется датасет make_moons. Это бинарная классификация с нелинейной границей. Модель - небольшая MLP с двумя скрытыми слоями. Оптимизатор - SGD с momentum 0.9.</w:t>
       </w:r>
     </w:p>
     <w:p>
@@ -227,7 +176,7 @@
         <w:pStyle w:val="ListBullet"/>
       </w:pPr>
       <w:r>
-        <w:t>одна и та же обучающая и тестовая выборки;</w:t>
+        <w:t>один train/test split;</w:t>
       </w:r>
     </w:p>
     <w:p>
@@ -235,7 +184,7 @@
         <w:pStyle w:val="ListBullet"/>
       </w:pPr>
       <w:r>
-        <w:t>одна и та же архитектура сети;</w:t>
+        <w:t>одна архитектура сети;</w:t>
       </w:r>
     </w:p>
     <w:p>
@@ -243,7 +192,7 @@
         <w:pStyle w:val="ListBullet"/>
       </w:pPr>
       <w:r>
-        <w:t>одинаковая инициализация весов;</w:t>
+        <w:t>одинаковая инициализация для сравниваемых запусков;</w:t>
       </w:r>
     </w:p>
     <w:p>
@@ -251,7 +200,7 @@
         <w:pStyle w:val="ListBullet"/>
       </w:pPr>
       <w:r>
-        <w:t>одинаковый оптимизатор SGD с momentum;</w:t>
+        <w:t>один оптимизатор SGD с momentum;</w:t>
       </w:r>
     </w:p>
     <w:p>
@@ -259,33 +208,7 @@
         <w:pStyle w:val="ListBullet"/>
       </w:pPr>
       <w:r>
-        <w:t>различается только функция потерь.</w:t>
-      </w:r>
-    </w:p>
-    <w:p>
-      <w:pPr>
-        <w:spacing w:line="276" w:lineRule="auto"/>
-        <w:ind w:firstLine="709"/>
-        <w:jc w:val="both"/>
-      </w:pPr>
-      <w:r>
-        <w:t>Сравниваются два варианта обучения:</w:t>
-      </w:r>
-    </w:p>
-    <w:p>
-      <w:pPr>
-        <w:pStyle w:val="ListBullet"/>
-      </w:pPr>
-      <w:r>
-        <w:t>BCE: перекрестная энтропия с логитами;</w:t>
-      </w:r>
-    </w:p>
-    <w:p>
-      <w:pPr>
-        <w:pStyle w:val="ListBullet"/>
-      </w:pPr>
-      <w:r>
-        <w:t>MSE: квадратичная функция потерь между sigmoid-вероятностью и меткой класса.</w:t>
+        <w:t>меняется только функция потерь.</w:t>
       </w:r>
     </w:p>
     <w:p>
@@ -293,7 +216,7 @@
         <w:pStyle w:val="Heading1"/>
       </w:pPr>
       <w:r>
-        <w:t>Графики и результаты</w:t>
+        <w:t>Графики</w:t>
       </w:r>
     </w:p>
     <w:p>
@@ -337,17 +260,7 @@
         <w:jc w:val="center"/>
       </w:pPr>
       <w:r>
-        <w:t>Рисунок 1 - Сравнение градиентов BCE и MSE по логиту.</w:t>
-      </w:r>
-    </w:p>
-    <w:p>
-      <w:pPr>
-        <w:spacing w:line="276" w:lineRule="auto"/>
-        <w:ind w:firstLine="709"/>
-        <w:jc w:val="both"/>
-      </w:pPr>
-      <w:r>
-        <w:t>При уверенной ошибке для объекта класса 1 градиент BCE остается близким к -1, а градиент MSE стремится к 0. Это значит, что перекрёстная энтропия передает более сильный сигнал при обратном распространении ошибки.</w:t>
+        <w:t>Рисунок 1 - сравнение градиентов BCE и MSE по логиту.</w:t>
       </w:r>
     </w:p>
     <w:p>
@@ -391,7 +304,7 @@
         <w:jc w:val="center"/>
       </w:pPr>
       <w:r>
-        <w:t>Рисунок 2 - Обучающая выборка make_moons.</w:t>
+        <w:t>Рисунок 2 - обучающая выборка make_moons.</w:t>
       </w:r>
     </w:p>
     <w:p>
@@ -435,7 +348,51 @@
         <w:jc w:val="center"/>
       </w:pPr>
       <w:r>
-        <w:t>Рисунок 3 - Динамика loss, accuracy, F1 и нормы градиента.</w:t>
+        <w:t>Рисунок 3 - динамика loss, accuracy, F1 и нормы градиента.</w:t>
+      </w:r>
+    </w:p>
+    <w:p>
+      <w:r>
+        <w:drawing>
+          <wp:inline xmlns:a="http://schemas.openxmlformats.org/drawingml/2006/main" xmlns:pic="http://schemas.openxmlformats.org/drawingml/2006/picture">
+            <wp:extent cx="5400000" cy="1869231"/>
+            <wp:docPr id="4" name="Picture 4"/>
+            <wp:cNvGraphicFramePr>
+              <a:graphicFrameLocks noChangeAspect="1"/>
+            </wp:cNvGraphicFramePr>
+            <a:graphic>
+              <a:graphicData uri="http://schemas.openxmlformats.org/drawingml/2006/picture">
+                <pic:pic>
+                  <pic:nvPicPr>
+                    <pic:cNvPr id="0" name="sigmoid_saturation_bce_vs_mse.png"/>
+                    <pic:cNvPicPr/>
+                  </pic:nvPicPr>
+                  <pic:blipFill>
+                    <a:blip r:embed="rId12"/>
+                    <a:stretch>
+                      <a:fillRect/>
+                    </a:stretch>
+                  </pic:blipFill>
+                  <pic:spPr>
+                    <a:xfrm>
+                      <a:off x="0" y="0"/>
+                      <a:ext cx="5400000" cy="1869231"/>
+                    </a:xfrm>
+                    <a:prstGeom prst="rect"/>
+                  </pic:spPr>
+                </pic:pic>
+              </a:graphicData>
+            </a:graphic>
+          </wp:inline>
+        </w:drawing>
+      </w:r>
+    </w:p>
+    <w:p>
+      <w:pPr>
+        <w:jc w:val="center"/>
+      </w:pPr>
+      <w:r>
+        <w:t>Рисунок 4 - динамика p(1-p) и среднего абсолютного логита.</w:t>
       </w:r>
     </w:p>
     <w:p>
@@ -443,7 +400,7 @@
         <w:drawing>
           <wp:inline xmlns:a="http://schemas.openxmlformats.org/drawingml/2006/main" xmlns:pic="http://schemas.openxmlformats.org/drawingml/2006/picture">
             <wp:extent cx="5400000" cy="2284615"/>
-            <wp:docPr id="4" name="Picture 4"/>
+            <wp:docPr id="5" name="Picture 5"/>
             <wp:cNvGraphicFramePr>
               <a:graphicFrameLocks noChangeAspect="1"/>
             </wp:cNvGraphicFramePr>
@@ -455,7 +412,7 @@
                     <pic:cNvPicPr/>
                   </pic:nvPicPr>
                   <pic:blipFill>
-                    <a:blip r:embed="rId12"/>
+                    <a:blip r:embed="rId13"/>
                     <a:stretch>
                       <a:fillRect/>
                     </a:stretch>
@@ -479,7 +436,7 @@
         <w:jc w:val="center"/>
       </w:pPr>
       <w:r>
-        <w:t>Рисунок 4 - Границы классификации после обучения.</w:t>
+        <w:t>Рисунок 5 - границы классификации после обучения.</w:t>
       </w:r>
     </w:p>
     <w:p>
@@ -487,39 +444,725 @@
         <w:pStyle w:val="Heading1"/>
       </w:pPr>
       <w:r>
-        <w:t>Выводы</w:t>
+        <w:t>Базовый результат</w:t>
       </w:r>
     </w:p>
     <w:p>
       <w:pPr>
-        <w:pStyle w:val="ListNumber"/>
+        <w:spacing w:line="276" w:lineRule="auto"/>
+        <w:ind w:firstLine="709"/>
+        <w:jc w:val="both"/>
       </w:pPr>
       <w:r>
-        <w:t>Перекрёстная энтропия хорошо подходит для обучения нейронной сети в задаче классификации. Ее градиент по логиту равен p - y.</w:t>
+        <w:t>Сначала обе модели обучались при одинаковом learning rate 0.05. В этом режиме BCE показывает лучшее итоговое качество и быстрее достигает хорошей accuracy.</w:t>
+      </w:r>
+    </w:p>
+    <w:tbl>
+      <w:tblPr>
+        <w:tblStyle w:val="TableGrid"/>
+        <w:tblW w:type="auto" w:w="0"/>
+        <w:tblLook w:firstColumn="1" w:firstRow="1" w:lastColumn="0" w:lastRow="0" w:noHBand="0" w:noVBand="1" w:val="04A0"/>
+      </w:tblPr>
+      <w:tblGrid>
+        <w:gridCol w:w="1938"/>
+        <w:gridCol w:w="1938"/>
+        <w:gridCol w:w="1938"/>
+        <w:gridCol w:w="1938"/>
+        <w:gridCol w:w="1938"/>
+      </w:tblGrid>
+      <w:tr>
+        <w:tc>
+          <w:tcPr>
+            <w:tcW w:type="dxa" w:w="1938"/>
+          </w:tcPr>
+          <w:p>
+            <w:r>
+              <w:t>Loss</w:t>
+            </w:r>
+          </w:p>
+        </w:tc>
+        <w:tc>
+          <w:tcPr>
+            <w:tcW w:type="dxa" w:w="1938"/>
+          </w:tcPr>
+          <w:p>
+            <w:r>
+              <w:t>accuracy</w:t>
+            </w:r>
+          </w:p>
+        </w:tc>
+        <w:tc>
+          <w:tcPr>
+            <w:tcW w:type="dxa" w:w="1938"/>
+          </w:tcPr>
+          <w:p>
+            <w:r>
+              <w:t>F1</w:t>
+            </w:r>
+          </w:p>
+        </w:tc>
+        <w:tc>
+          <w:tcPr>
+            <w:tcW w:type="dxa" w:w="1938"/>
+          </w:tcPr>
+          <w:p>
+            <w:r>
+              <w:t>log_loss</w:t>
+            </w:r>
+          </w:p>
+        </w:tc>
+        <w:tc>
+          <w:tcPr>
+            <w:tcW w:type="dxa" w:w="1938"/>
+          </w:tcPr>
+          <w:p>
+            <w:r>
+              <w:t>brier_score</w:t>
+            </w:r>
+          </w:p>
+        </w:tc>
+      </w:tr>
+      <w:tr>
+        <w:tc>
+          <w:tcPr>
+            <w:tcW w:type="dxa" w:w="1938"/>
+          </w:tcPr>
+          <w:p>
+            <w:r>
+              <w:t>BCE</w:t>
+            </w:r>
+          </w:p>
+        </w:tc>
+        <w:tc>
+          <w:tcPr>
+            <w:tcW w:type="dxa" w:w="1938"/>
+          </w:tcPr>
+          <w:p>
+            <w:r>
+              <w:t>0.9444</w:t>
+            </w:r>
+          </w:p>
+        </w:tc>
+        <w:tc>
+          <w:tcPr>
+            <w:tcW w:type="dxa" w:w="1938"/>
+          </w:tcPr>
+          <w:p>
+            <w:r>
+              <w:t>0.9435</w:t>
+            </w:r>
+          </w:p>
+        </w:tc>
+        <w:tc>
+          <w:tcPr>
+            <w:tcW w:type="dxa" w:w="1938"/>
+          </w:tcPr>
+          <w:p>
+            <w:r>
+              <w:t>0.1496</w:t>
+            </w:r>
+          </w:p>
+        </w:tc>
+        <w:tc>
+          <w:tcPr>
+            <w:tcW w:type="dxa" w:w="1938"/>
+          </w:tcPr>
+          <w:p>
+            <w:r>
+              <w:t>0.0426</w:t>
+            </w:r>
+          </w:p>
+        </w:tc>
+      </w:tr>
+      <w:tr>
+        <w:tc>
+          <w:tcPr>
+            <w:tcW w:type="dxa" w:w="1938"/>
+          </w:tcPr>
+          <w:p>
+            <w:r>
+              <w:t>MSE</w:t>
+            </w:r>
+          </w:p>
+        </w:tc>
+        <w:tc>
+          <w:tcPr>
+            <w:tcW w:type="dxa" w:w="1938"/>
+          </w:tcPr>
+          <w:p>
+            <w:r>
+              <w:t>0.8917</w:t>
+            </w:r>
+          </w:p>
+        </w:tc>
+        <w:tc>
+          <w:tcPr>
+            <w:tcW w:type="dxa" w:w="1938"/>
+          </w:tcPr>
+          <w:p>
+            <w:r>
+              <w:t>0.8889</w:t>
+            </w:r>
+          </w:p>
+        </w:tc>
+        <w:tc>
+          <w:tcPr>
+            <w:tcW w:type="dxa" w:w="1938"/>
+          </w:tcPr>
+          <w:p>
+            <w:r>
+              <w:t>0.2966</w:t>
+            </w:r>
+          </w:p>
+        </w:tc>
+        <w:tc>
+          <w:tcPr>
+            <w:tcW w:type="dxa" w:w="1938"/>
+          </w:tcPr>
+          <w:p>
+            <w:r>
+              <w:t>0.0890</w:t>
+            </w:r>
+          </w:p>
+        </w:tc>
+      </w:tr>
+    </w:tbl>
+    <w:p>
+      <w:pPr>
+        <w:pStyle w:val="Heading1"/>
+      </w:pPr>
+      <w:r>
+        <w:t>Множественные запуски</w:t>
       </w:r>
     </w:p>
     <w:p>
       <w:pPr>
-        <w:pStyle w:val="ListNumber"/>
+        <w:spacing w:line="276" w:lineRule="auto"/>
+        <w:ind w:firstLine="709"/>
+        <w:jc w:val="both"/>
       </w:pPr>
       <w:r>
-        <w:t>Квадратичная функция потерь содержит множитель p(1 - p). Из-за него градиент уменьшается при насыщении sigmoid.</w:t>
+        <w:t>Чтобы не делать вывод по одному seed, обучение повторялось 20 раз. Learning rate оставался фиксированным: 0.05.</w:t>
+      </w:r>
+    </w:p>
+    <w:tbl>
+      <w:tblPr>
+        <w:tblStyle w:val="TableGrid"/>
+        <w:tblW w:type="auto" w:w="0"/>
+        <w:tblLook w:firstColumn="1" w:firstRow="1" w:lastColumn="0" w:lastRow="0" w:noHBand="0" w:noVBand="1" w:val="04A0"/>
+      </w:tblPr>
+      <w:tblGrid>
+        <w:gridCol w:w="1384"/>
+        <w:gridCol w:w="1384"/>
+        <w:gridCol w:w="1384"/>
+        <w:gridCol w:w="1384"/>
+        <w:gridCol w:w="1384"/>
+        <w:gridCol w:w="1384"/>
+        <w:gridCol w:w="1384"/>
+      </w:tblGrid>
+      <w:tr>
+        <w:tc>
+          <w:tcPr>
+            <w:tcW w:type="dxa" w:w="1384"/>
+          </w:tcPr>
+          <w:p>
+            <w:r>
+              <w:t>Loss</w:t>
+            </w:r>
+          </w:p>
+        </w:tc>
+        <w:tc>
+          <w:tcPr>
+            <w:tcW w:type="dxa" w:w="1384"/>
+          </w:tcPr>
+          <w:p>
+            <w:r>
+              <w:t>accuracy mean</w:t>
+            </w:r>
+          </w:p>
+        </w:tc>
+        <w:tc>
+          <w:tcPr>
+            <w:tcW w:type="dxa" w:w="1384"/>
+          </w:tcPr>
+          <w:p>
+            <w:r>
+              <w:t>accuracy std</w:t>
+            </w:r>
+          </w:p>
+        </w:tc>
+        <w:tc>
+          <w:tcPr>
+            <w:tcW w:type="dxa" w:w="1384"/>
+          </w:tcPr>
+          <w:p>
+            <w:r>
+              <w:t>F1 mean</w:t>
+            </w:r>
+          </w:p>
+        </w:tc>
+        <w:tc>
+          <w:tcPr>
+            <w:tcW w:type="dxa" w:w="1384"/>
+          </w:tcPr>
+          <w:p>
+            <w:r>
+              <w:t>log_loss mean</w:t>
+            </w:r>
+          </w:p>
+        </w:tc>
+        <w:tc>
+          <w:tcPr>
+            <w:tcW w:type="dxa" w:w="1384"/>
+          </w:tcPr>
+          <w:p>
+            <w:r>
+              <w:t>brier_score mean</w:t>
+            </w:r>
+          </w:p>
+        </w:tc>
+        <w:tc>
+          <w:tcPr>
+            <w:tcW w:type="dxa" w:w="1384"/>
+          </w:tcPr>
+          <w:p>
+            <w:r>
+              <w:t>epoch to acc 0.90</w:t>
+            </w:r>
+          </w:p>
+        </w:tc>
+      </w:tr>
+      <w:tr>
+        <w:tc>
+          <w:tcPr>
+            <w:tcW w:type="dxa" w:w="1384"/>
+          </w:tcPr>
+          <w:p>
+            <w:r>
+              <w:t>BCE</w:t>
+            </w:r>
+          </w:p>
+        </w:tc>
+        <w:tc>
+          <w:tcPr>
+            <w:tcW w:type="dxa" w:w="1384"/>
+          </w:tcPr>
+          <w:p>
+            <w:r>
+              <w:t>0.9487</w:t>
+            </w:r>
+          </w:p>
+        </w:tc>
+        <w:tc>
+          <w:tcPr>
+            <w:tcW w:type="dxa" w:w="1384"/>
+          </w:tcPr>
+          <w:p>
+            <w:r>
+              <w:t>0.0045</w:t>
+            </w:r>
+          </w:p>
+        </w:tc>
+        <w:tc>
+          <w:tcPr>
+            <w:tcW w:type="dxa" w:w="1384"/>
+          </w:tcPr>
+          <w:p>
+            <w:r>
+              <w:t>0.9482</w:t>
+            </w:r>
+          </w:p>
+        </w:tc>
+        <w:tc>
+          <w:tcPr>
+            <w:tcW w:type="dxa" w:w="1384"/>
+          </w:tcPr>
+          <w:p>
+            <w:r>
+              <w:t>0.1363</w:t>
+            </w:r>
+          </w:p>
+        </w:tc>
+        <w:tc>
+          <w:tcPr>
+            <w:tcW w:type="dxa" w:w="1384"/>
+          </w:tcPr>
+          <w:p>
+            <w:r>
+              <w:t>0.0381</w:t>
+            </w:r>
+          </w:p>
+        </w:tc>
+        <w:tc>
+          <w:tcPr>
+            <w:tcW w:type="dxa" w:w="1384"/>
+          </w:tcPr>
+          <w:p>
+            <w:r>
+              <w:t>184.5</w:t>
+            </w:r>
+          </w:p>
+        </w:tc>
+      </w:tr>
+      <w:tr>
+        <w:tc>
+          <w:tcPr>
+            <w:tcW w:type="dxa" w:w="1384"/>
+          </w:tcPr>
+          <w:p>
+            <w:r>
+              <w:t>MSE</w:t>
+            </w:r>
+          </w:p>
+        </w:tc>
+        <w:tc>
+          <w:tcPr>
+            <w:tcW w:type="dxa" w:w="1384"/>
+          </w:tcPr>
+          <w:p>
+            <w:r>
+              <w:t>0.9408</w:t>
+            </w:r>
+          </w:p>
+        </w:tc>
+        <w:tc>
+          <w:tcPr>
+            <w:tcW w:type="dxa" w:w="1384"/>
+          </w:tcPr>
+          <w:p>
+            <w:r>
+              <w:t>0.0144</w:t>
+            </w:r>
+          </w:p>
+        </w:tc>
+        <w:tc>
+          <w:tcPr>
+            <w:tcW w:type="dxa" w:w="1384"/>
+          </w:tcPr>
+          <w:p>
+            <w:r>
+              <w:t>0.9397</w:t>
+            </w:r>
+          </w:p>
+        </w:tc>
+        <w:tc>
+          <w:tcPr>
+            <w:tcW w:type="dxa" w:w="1384"/>
+          </w:tcPr>
+          <w:p>
+            <w:r>
+              <w:t>0.1610</w:t>
+            </w:r>
+          </w:p>
+        </w:tc>
+        <w:tc>
+          <w:tcPr>
+            <w:tcW w:type="dxa" w:w="1384"/>
+          </w:tcPr>
+          <w:p>
+            <w:r>
+              <w:t>0.0448</w:t>
+            </w:r>
+          </w:p>
+        </w:tc>
+        <w:tc>
+          <w:tcPr>
+            <w:tcW w:type="dxa" w:w="1384"/>
+          </w:tcPr>
+          <w:p>
+            <w:r>
+              <w:t>436.3</w:t>
+            </w:r>
+          </w:p>
+        </w:tc>
+      </w:tr>
+    </w:tbl>
+    <w:p>
+      <w:pPr>
+        <w:spacing w:line="276" w:lineRule="auto"/>
+        <w:ind w:firstLine="709"/>
+        <w:jc w:val="both"/>
+      </w:pPr>
+      <w:r>
+        <w:t>Парное сравнение по seed показывает, что при lr=0.05 BCE выигрывает по accuracy в 17 из 20 запусков. Также BCE быстрее достигает порога accuracy 0.90.</w:t>
       </w:r>
     </w:p>
     <w:p>
       <w:pPr>
-        <w:pStyle w:val="ListNumber"/>
+        <w:pStyle w:val="Heading1"/>
       </w:pPr>
       <w:r>
-        <w:t>В задаче классификации BCE обычно быстрее исправляет уверенные ошибки модели и дает более простой ход обучения.</w:t>
+        <w:t>Подбор learning rate</w:t>
       </w:r>
     </w:p>
     <w:p>
       <w:pPr>
-        <w:pStyle w:val="ListNumber"/>
+        <w:spacing w:line="276" w:lineRule="auto"/>
+        <w:ind w:firstLine="709"/>
+        <w:jc w:val="both"/>
       </w:pPr>
       <w:r>
-        <w:t>MSE можно использовать как метрику качества вероятностных прогнозов. Но как основная функция потерь для классификации она обычно менее удобна, чем перекрестная энтропия.</w:t>
+        <w:t>Одинаковый learning rate не полностью честен к MSE, потому что ее градиенты меньше. Поэтому был добавлен sweep по learning rate на validation split. Лучший learning rate выбирался по validation, а финальная проверка делалась на test.</w:t>
+      </w:r>
+    </w:p>
+    <w:tbl>
+      <w:tblPr>
+        <w:tblStyle w:val="TableGrid"/>
+        <w:tblW w:type="auto" w:w="0"/>
+        <w:tblLook w:firstColumn="1" w:firstRow="1" w:lastColumn="0" w:lastRow="0" w:noHBand="0" w:noVBand="1" w:val="04A0"/>
+      </w:tblPr>
+      <w:tblGrid>
+        <w:gridCol w:w="1384"/>
+        <w:gridCol w:w="1384"/>
+        <w:gridCol w:w="1384"/>
+        <w:gridCol w:w="1384"/>
+        <w:gridCol w:w="1384"/>
+        <w:gridCol w:w="1384"/>
+        <w:gridCol w:w="1384"/>
+      </w:tblGrid>
+      <w:tr>
+        <w:tc>
+          <w:tcPr>
+            <w:tcW w:type="dxa" w:w="1384"/>
+          </w:tcPr>
+          <w:p>
+            <w:r>
+              <w:t>Loss</w:t>
+            </w:r>
+          </w:p>
+        </w:tc>
+        <w:tc>
+          <w:tcPr>
+            <w:tcW w:type="dxa" w:w="1384"/>
+          </w:tcPr>
+          <w:p>
+            <w:r>
+              <w:t>выбранный lr</w:t>
+            </w:r>
+          </w:p>
+        </w:tc>
+        <w:tc>
+          <w:tcPr>
+            <w:tcW w:type="dxa" w:w="1384"/>
+          </w:tcPr>
+          <w:p>
+            <w:r>
+              <w:t>test accuracy mean</w:t>
+            </w:r>
+          </w:p>
+        </w:tc>
+        <w:tc>
+          <w:tcPr>
+            <w:tcW w:type="dxa" w:w="1384"/>
+          </w:tcPr>
+          <w:p>
+            <w:r>
+              <w:t>test F1 mean</w:t>
+            </w:r>
+          </w:p>
+        </w:tc>
+        <w:tc>
+          <w:tcPr>
+            <w:tcW w:type="dxa" w:w="1384"/>
+          </w:tcPr>
+          <w:p>
+            <w:r>
+              <w:t>test log_loss mean</w:t>
+            </w:r>
+          </w:p>
+        </w:tc>
+        <w:tc>
+          <w:tcPr>
+            <w:tcW w:type="dxa" w:w="1384"/>
+          </w:tcPr>
+          <w:p>
+            <w:r>
+              <w:t>test brier_score mean</w:t>
+            </w:r>
+          </w:p>
+        </w:tc>
+        <w:tc>
+          <w:tcPr>
+            <w:tcW w:type="dxa" w:w="1384"/>
+          </w:tcPr>
+          <w:p>
+            <w:r>
+              <w:t>epoch to acc 0.90</w:t>
+            </w:r>
+          </w:p>
+        </w:tc>
+      </w:tr>
+      <w:tr>
+        <w:tc>
+          <w:tcPr>
+            <w:tcW w:type="dxa" w:w="1384"/>
+          </w:tcPr>
+          <w:p>
+            <w:r>
+              <w:t>BCE</w:t>
+            </w:r>
+          </w:p>
+        </w:tc>
+        <w:tc>
+          <w:tcPr>
+            <w:tcW w:type="dxa" w:w="1384"/>
+          </w:tcPr>
+          <w:p>
+            <w:r>
+              <w:t>0.5</w:t>
+            </w:r>
+          </w:p>
+        </w:tc>
+        <w:tc>
+          <w:tcPr>
+            <w:tcW w:type="dxa" w:w="1384"/>
+          </w:tcPr>
+          <w:p>
+            <w:r>
+              <w:t>0.9482</w:t>
+            </w:r>
+          </w:p>
+        </w:tc>
+        <w:tc>
+          <w:tcPr>
+            <w:tcW w:type="dxa" w:w="1384"/>
+          </w:tcPr>
+          <w:p>
+            <w:r>
+              <w:t>0.9473</w:t>
+            </w:r>
+          </w:p>
+        </w:tc>
+        <w:tc>
+          <w:tcPr>
+            <w:tcW w:type="dxa" w:w="1384"/>
+          </w:tcPr>
+          <w:p>
+            <w:r>
+              <w:t>0.1808</w:t>
+            </w:r>
+          </w:p>
+        </w:tc>
+        <w:tc>
+          <w:tcPr>
+            <w:tcW w:type="dxa" w:w="1384"/>
+          </w:tcPr>
+          <w:p>
+            <w:r>
+              <w:t>0.0431</w:t>
+            </w:r>
+          </w:p>
+        </w:tc>
+        <w:tc>
+          <w:tcPr>
+            <w:tcW w:type="dxa" w:w="1384"/>
+          </w:tcPr>
+          <w:p>
+            <w:r>
+              <w:t>33.0</w:t>
+            </w:r>
+          </w:p>
+        </w:tc>
+      </w:tr>
+      <w:tr>
+        <w:tc>
+          <w:tcPr>
+            <w:tcW w:type="dxa" w:w="1384"/>
+          </w:tcPr>
+          <w:p>
+            <w:r>
+              <w:t>MSE</w:t>
+            </w:r>
+          </w:p>
+        </w:tc>
+        <w:tc>
+          <w:tcPr>
+            <w:tcW w:type="dxa" w:w="1384"/>
+          </w:tcPr>
+          <w:p>
+            <w:r>
+              <w:t>0.5</w:t>
+            </w:r>
+          </w:p>
+        </w:tc>
+        <w:tc>
+          <w:tcPr>
+            <w:tcW w:type="dxa" w:w="1384"/>
+          </w:tcPr>
+          <w:p>
+            <w:r>
+              <w:t>0.9474</w:t>
+            </w:r>
+          </w:p>
+        </w:tc>
+        <w:tc>
+          <w:tcPr>
+            <w:tcW w:type="dxa" w:w="1384"/>
+          </w:tcPr>
+          <w:p>
+            <w:r>
+              <w:t>0.9467</w:t>
+            </w:r>
+          </w:p>
+        </w:tc>
+        <w:tc>
+          <w:tcPr>
+            <w:tcW w:type="dxa" w:w="1384"/>
+          </w:tcPr>
+          <w:p>
+            <w:r>
+              <w:t>0.1379</w:t>
+            </w:r>
+          </w:p>
+        </w:tc>
+        <w:tc>
+          <w:tcPr>
+            <w:tcW w:type="dxa" w:w="1384"/>
+          </w:tcPr>
+          <w:p>
+            <w:r>
+              <w:t>0.0378</w:t>
+            </w:r>
+          </w:p>
+        </w:tc>
+        <w:tc>
+          <w:tcPr>
+            <w:tcW w:type="dxa" w:w="1384"/>
+          </w:tcPr>
+          <w:p>
+            <w:r>
+              <w:t>62.0</w:t>
+            </w:r>
+          </w:p>
+        </w:tc>
+      </w:tr>
+    </w:tbl>
+    <w:p>
+      <w:pPr>
+        <w:spacing w:line="276" w:lineRule="auto"/>
+        <w:ind w:firstLine="709"/>
+        <w:jc w:val="both"/>
+      </w:pPr>
+      <w:r>
+        <w:t>После подбора learning rate MSE почти догоняет BCE по accuracy и F1. В этом запуске MSE даже дает меньшие log_loss и brier_score. Но BCE все равно быстрее достигает accuracy 0.90.</w:t>
+      </w:r>
+    </w:p>
+    <w:p>
+      <w:pPr>
+        <w:pStyle w:val="Heading1"/>
+      </w:pPr>
+      <w:r>
+        <w:t>Вывод</w:t>
+      </w:r>
+    </w:p>
+    <w:p>
+      <w:pPr>
+        <w:spacing w:line="276" w:lineRule="auto"/>
+        <w:ind w:firstLine="709"/>
+        <w:jc w:val="both"/>
+      </w:pPr>
+      <w:r>
+        <w:t>BCE лучше подходит для бинарной классификации с логитами. Ее градиент по логиту проще и обычно дает более быстрый ход обучения. MSE тоже может обучить модель, если подобрать learning rate. Но из-за множителя p(1 - p) ее градиент через sigmoid может ослабляться, поэтому обучение часто идет медленнее.</w:t>
       </w:r>
     </w:p>
     <w:p>
@@ -532,7 +1175,7 @@
     </w:p>
     <w:p>
       <w:pPr>
-        <w:pStyle w:val="ListNumber"/>
+        <w:pStyle w:val="ListBullet"/>
       </w:pPr>
       <w:r>
         <w:t>Juan R. Terven et al. Loss Functions and Metrics in Deep Learning, 2024. См. project_base.pdf.</w:t>
@@ -540,10 +1183,10 @@
     </w:p>
     <w:p>
       <w:pPr>
-        <w:pStyle w:val="ListNumber"/>
+        <w:pStyle w:val="ListBullet"/>
       </w:pPr>
       <w:r>
-        <w:t>Документация PyTorch: BCEWithLogitsLoss, MSELoss, автоматическое дифференцирование.</w:t>
+        <w:t>Документация PyTorch: BCEWithLogitsLoss, MSELoss, torch.optim.SGD.</w:t>
       </w:r>
     </w:p>
     <w:sectPr>
